--- a/buecher/band-5-koerperpflege/Was-die-Natur-uns-schenkt-Band-5.docx
+++ b/buecher/band-5-koerperpflege/Was-die-Natur-uns-schenkt-Band-5.docx
@@ -1129,7 +1129,7 @@
         <w:jc w:val="both"/>
       </w:pPr>
       <w:r>
-        <w:t xml:space="preserve">Und dafür nehmen wir nur, was die Natur hergibt: Pflanzenöle, Bienenwachs, Kräuter und Blüten, Hafer, Heilerde, Honig, Salz. Du lernst, wie du dich mit Seifenkraut, Waschnüssen und Hafer wäschst, Haare mit Roggenmehl reinigst, Salben, Balsame und Cremes rührst, Deo mischst und Badesalz für Geschenke abfüllst. Vieles davon verbindet sich mit den ersten Bänden: Ringelblume, Johanniskraut, Lavendel, Kamille und Rosen aus dem eigenen Garten.</w:t>
+        <w:t xml:space="preserve">Und dafür nehmen wir nur, was die Natur hergibt: Pflanzenöle, Pflanzenbutter und -wachse, Kräuter und Blüten, Hafer, Mandeln, Heilerde, Salz. Du lernst, wie du dich mit Seifenkraut, Waschnüssen und Hafer wäschst, Haare mit Roggenmehl reinigst, Salben, Balsame und Cremes rührst, Deo mischst und Badesalz für Geschenke abfüllst. Vieles davon verbindet sich mit den ersten Bänden: Ringelblume, Johanniskraut, Lavendel, Kamille und Rosen aus dem eigenen Garten.</w:t>
       </w:r>
     </w:p>
     <w:p>
@@ -2823,7 +2823,7 @@
               <w:jc w:val="left"/>
             </w:pPr>
             <w:r>
-              <w:t xml:space="preserve">Bienenwachs</w:t>
+              <w:t xml:space="preserve">Candelillawachs</w:t>
             </w:r>
           </w:p>
         </w:tc>
@@ -2849,7 +2849,7 @@
               <w:jc w:val="left"/>
             </w:pPr>
             <w:r>
-              <w:t xml:space="preserve">macht Salben fest, schützt die Haut</w:t>
+              <w:t xml:space="preserve">aus einem Strauch; macht Salben fest, schützt die Haut</w:t>
             </w:r>
           </w:p>
         </w:tc>
@@ -2875,7 +2875,7 @@
               <w:jc w:val="left"/>
             </w:pPr>
             <w:r>
-              <w:t xml:space="preserve">nicht vegan</w:t>
+              <w:t xml:space="preserve">recht hart – sparsam dosieren</w:t>
             </w:r>
           </w:p>
         </w:tc>
@@ -2907,7 +2907,7 @@
               <w:jc w:val="left"/>
             </w:pPr>
             <w:r>
-              <w:t xml:space="preserve">Candelilla- und Carnaubawachs</w:t>
+              <w:t xml:space="preserve">Sonnenblumenwachs</w:t>
             </w:r>
           </w:p>
         </w:tc>
@@ -2933,7 +2933,7 @@
               <w:jc w:val="left"/>
             </w:pPr>
             <w:r>
-              <w:t xml:space="preserve">pflanzlich, härter als Bienenwachs</w:t>
+              <w:t xml:space="preserve">aus Sonnenblumenkernen, etwas weicher</w:t>
             </w:r>
           </w:p>
         </w:tc>
@@ -2959,91 +2959,7 @@
               <w:jc w:val="left"/>
             </w:pPr>
             <w:r>
-              <w:t xml:space="preserve">etwa ein Drittel weniger dosieren</w:t>
-            </w:r>
-          </w:p>
-        </w:tc>
-      </w:tr>
-      <w:tr>
-        <w:trPr>
-          <w:cantSplit/>
-          <w:tblHeader w:val="false"/>
-        </w:trPr>
-        <w:tc>
-          <w:tcPr>
-            <w:tcW w:type="dxa" w:w="2800"/>
-            <w:tcBorders>
-              <w:top w:val="single" w:color="C9C2AE" w:sz="4"/>
-              <w:left w:val="single" w:color="C9C2AE" w:sz="4"/>
-              <w:bottom w:val="single" w:color="C9C2AE" w:sz="4"/>
-              <w:right w:val="single" w:color="C9C2AE" w:sz="4"/>
-            </w:tcBorders>
-            <w:tcMar>
-              <w:top w:type="dxa" w:w="70"/>
-              <w:left w:type="dxa" w:w="110"/>
-              <w:bottom w:type="dxa" w:w="70"/>
-              <w:right w:type="dxa" w:w="110"/>
-            </w:tcMar>
-          </w:tcPr>
-          <w:p>
-            <w:pPr>
-              <w:spacing w:after="0" w:line="260"/>
-              <w:jc w:val="left"/>
-            </w:pPr>
-            <w:r>
-              <w:t xml:space="preserve">Lanolin (Wollwachs)</w:t>
-            </w:r>
-          </w:p>
-        </w:tc>
-        <w:tc>
-          <w:tcPr>
-            <w:tcW w:type="dxa" w:w="3800"/>
-            <w:tcBorders>
-              <w:top w:val="single" w:color="C9C2AE" w:sz="4"/>
-              <w:left w:val="single" w:color="C9C2AE" w:sz="4"/>
-              <w:bottom w:val="single" w:color="C9C2AE" w:sz="4"/>
-              <w:right w:val="single" w:color="C9C2AE" w:sz="4"/>
-            </w:tcBorders>
-            <w:tcMar>
-              <w:top w:type="dxa" w:w="70"/>
-              <w:left w:type="dxa" w:w="110"/>
-              <w:bottom w:type="dxa" w:w="70"/>
-              <w:right w:type="dxa" w:w="110"/>
-            </w:tcMar>
-          </w:tcPr>
-          <w:p>
-            <w:pPr>
-              <w:spacing w:after="0" w:line="260"/>
-              <w:jc w:val="left"/>
-            </w:pPr>
-            <w:r>
-              <w:t xml:space="preserve">sehr pflegend, zieht Wasser an</w:t>
-            </w:r>
-          </w:p>
-        </w:tc>
-        <w:tc>
-          <w:tcPr>
-            <w:tcW w:type="dxa" w:w="2470"/>
-            <w:tcBorders>
-              <w:top w:val="single" w:color="C9C2AE" w:sz="4"/>
-              <w:left w:val="single" w:color="C9C2AE" w:sz="4"/>
-              <w:bottom w:val="single" w:color="C9C2AE" w:sz="4"/>
-              <w:right w:val="single" w:color="C9C2AE" w:sz="4"/>
-            </w:tcBorders>
-            <w:tcMar>
-              <w:top w:type="dxa" w:w="70"/>
-              <w:left w:type="dxa" w:w="110"/>
-              <w:bottom w:type="dxa" w:w="70"/>
-              <w:right w:type="dxa" w:w="110"/>
-            </w:tcMar>
-          </w:tcPr>
-          <w:p>
-            <w:pPr>
-              <w:spacing w:after="0" w:line="260"/>
-              <w:jc w:val="left"/>
-            </w:pPr>
-            <w:r>
-              <w:t xml:space="preserve">kann Allergien auslösen, nicht vegan</w:t>
+              <w:t xml:space="preserve">ein Viertel mehr als Candelilla nehmen</w:t>
             </w:r>
           </w:p>
         </w:tc>
@@ -3196,7 +3112,7 @@
           <w:b/>
           <w:bCs/>
         </w:rPr>
-        <w:t xml:space="preserve">Honig, Meersalz, Zucker:</w:t>
+        <w:t xml:space="preserve">Mandelkleie, Meersalz, Zucker:</w:t>
       </w:r>
       <w:r>
         <w:t xml:space="preserve"> für Reinigung, Peelings und Bäder.</w:t>
@@ -3362,7 +3278,7 @@
           <w:sz w:val="26"/>
           <w:szCs w:val="26"/>
         </w:rPr>
-        <w:t xml:space="preserve">Seifenkraut, Waschnüsse, Hafer, Heilerde und Honig</w:t>
+        <w:t xml:space="preserve">Seifenkraut, Waschnüsse, Hafer, Heilerde und Mandelkleie</w:t>
       </w:r>
     </w:p>
     <w:p>
@@ -4007,7 +3923,7 @@
                 <w:b/>
                 <w:bCs/>
               </w:rPr>
-              <w:t xml:space="preserve">Honig</w:t>
+              <w:t xml:space="preserve">Mandelkleie</w:t>
             </w:r>
           </w:p>
         </w:tc>
@@ -4033,7 +3949,7 @@
               <w:jc w:val="left"/>
             </w:pPr>
             <w:r>
-              <w:t xml:space="preserve">reinigt, bindet Feuchtigkeit</w:t>
+              <w:t xml:space="preserve">reinigt mild und pflegt zugleich</w:t>
             </w:r>
           </w:p>
         </w:tc>
@@ -4059,7 +3975,7 @@
               <w:jc w:val="left"/>
             </w:pPr>
             <w:r>
-              <w:t xml:space="preserve">Gesicht</w:t>
+              <w:t xml:space="preserve">Gesicht, empfindliche Haut</w:t>
             </w:r>
           </w:p>
         </w:tc>
@@ -4642,7 +4558,7 @@
       </w:pPr>
       <w:bookmarkStart w:name="r5" w:id="1"/>
       <w:r>
-        <w:t xml:space="preserve">Honig-Reinigung fürs Gesicht</w:t>
+        <w:t xml:space="preserve">Mandelkleie-Reinigung fürs Gesicht</w:t>
       </w:r>
       <w:bookmarkEnd w:id="1"/>
     </w:p>
@@ -4681,7 +4597,20 @@
         <w:spacing w:after="80" w:line="290"/>
       </w:pPr>
       <w:r>
-        <w:t xml:space="preserve">1 TL flüssiger Honig</w:t>
+        <w:t xml:space="preserve">1 EL fein gemahlene Mandeln oder entöltes Mandelmehl</w:t>
+      </w:r>
+    </w:p>
+    <w:p>
+      <w:pPr>
+        <w:pStyle w:val="ListParagraph"/>
+        <w:numPr>
+          <w:ilvl w:val="0"/>
+          <w:numId w:val="2"/>
+        </w:numPr>
+        <w:spacing w:after="80" w:line="290"/>
+      </w:pPr>
+      <w:r>
+        <w:t xml:space="preserve">etwas Wasser oder Rosenwasser</w:t>
       </w:r>
     </w:p>
     <w:p>
@@ -4706,7 +4635,7 @@
         <w:spacing w:after="80" w:line="290"/>
       </w:pPr>
       <w:r>
-        <w:t xml:space="preserve">Honig mit leicht feuchten Fingern auf dem Gesicht verteilen.</w:t>
+        <w:t xml:space="preserve">In der hohlen Hand mit wenig Wasser zu einer cremigen Paste verrühren.</w:t>
       </w:r>
     </w:p>
     <w:p>
@@ -4719,7 +4648,7 @@
         <w:spacing w:after="80" w:line="290"/>
       </w:pPr>
       <w:r>
-        <w:t xml:space="preserve">1 bis 2 Minuten sanft einmassieren.</w:t>
+        <w:t xml:space="preserve">Sanft auf dem feuchten Gesicht einmassieren, Augen aussparen.</w:t>
       </w:r>
     </w:p>
     <w:p>
@@ -4732,29 +4661,20 @@
         <w:spacing w:after="80" w:line="290"/>
       </w:pPr>
       <w:r>
-        <w:t xml:space="preserve">Mit warmem Wasser abwaschen.</w:t>
-      </w:r>
-    </w:p>
-    <w:p>
-      <w:pPr>
-        <w:spacing w:after="140" w:before="60" w:line="280"/>
-      </w:pPr>
-      <w:r>
-        <w:rPr>
-          <w:b/>
-          <w:bCs/>
-          <w:color w:val="3E5A2A"/>
-          <w:sz w:val="20"/>
-          <w:szCs w:val="20"/>
-        </w:rPr>
-        <w:t xml:space="preserve">Tausch-Tipp: </w:t>
-      </w:r>
-      <w:r>
-        <w:rPr>
-          <w:sz w:val="20"/>
-          <w:szCs w:val="20"/>
-        </w:rPr>
-        <w:t xml:space="preserve">Statt Honig ein paar Tropfen Jojobaöl (siehe Reinigungsöl im Kapitel Gesicht).</w:t>
+        <w:t xml:space="preserve">Mit lauwarmem Wasser abwaschen.</w:t>
+      </w:r>
+    </w:p>
+    <w:p>
+      <w:pPr>
+        <w:spacing w:after="140" w:line="300"/>
+        <w:jc w:val="both"/>
+      </w:pPr>
+      <w:r>
+        <w:rPr>
+          <w:i/>
+          <w:iCs/>
+        </w:rPr>
+        <w:t xml:space="preserve">Tipp: Ein altes Schönheitsmittel – reinigt mild und pflegt zugleich. Nicht bei Nussallergie; dann zarte Haferflocken fein mahlen und genauso verwenden.</w:t>
       </w:r>
     </w:p>
     <w:p>
@@ -4844,10 +4764,9 @@
         </w:tblBorders>
       </w:tblPr>
       <w:tblGrid>
-        <w:gridCol w:w="2700"/>
-        <w:gridCol w:w="1800"/>
-        <w:gridCol w:w="2200"/>
-        <w:gridCol w:w="2370"/>
+        <w:gridCol w:w="3700"/>
+        <w:gridCol w:w="2400"/>
+        <w:gridCol w:w="2970"/>
       </w:tblGrid>
       <w:tr>
         <w:trPr>
@@ -4856,7 +4775,7 @@
         </w:trPr>
         <w:tc>
           <w:tcPr>
-            <w:tcW w:type="dxa" w:w="2700"/>
+            <w:tcW w:type="dxa" w:w="3700"/>
             <w:tcBorders>
               <w:top w:val="single" w:color="C9C2AE" w:sz="4"/>
               <w:left w:val="single" w:color="C9C2AE" w:sz="4"/>
@@ -4888,7 +4807,7 @@
         </w:tc>
         <w:tc>
           <w:tcPr>
-            <w:tcW w:type="dxa" w:w="1800"/>
+            <w:tcW w:type="dxa" w:w="2400"/>
             <w:tcBorders>
               <w:top w:val="single" w:color="C9C2AE" w:sz="4"/>
               <w:left w:val="single" w:color="C9C2AE" w:sz="4"/>
@@ -4920,7 +4839,7 @@
         </w:tc>
         <w:tc>
           <w:tcPr>
-            <w:tcW w:type="dxa" w:w="2200"/>
+            <w:tcW w:type="dxa" w:w="2970"/>
             <w:tcBorders>
               <w:top w:val="single" w:color="C9C2AE" w:sz="4"/>
               <w:left w:val="single" w:color="C9C2AE" w:sz="4"/>
@@ -4946,39 +4865,7 @@
                 <w:bCs/>
                 <w:color w:val="FFFFFF"/>
               </w:rPr>
-              <w:t xml:space="preserve">Bienenwachs</w:t>
-            </w:r>
-          </w:p>
-        </w:tc>
-        <w:tc>
-          <w:tcPr>
-            <w:tcW w:type="dxa" w:w="2370"/>
-            <w:tcBorders>
-              <w:top w:val="single" w:color="C9C2AE" w:sz="4"/>
-              <w:left w:val="single" w:color="C9C2AE" w:sz="4"/>
-              <w:bottom w:val="single" w:color="C9C2AE" w:sz="4"/>
-              <w:right w:val="single" w:color="C9C2AE" w:sz="4"/>
-            </w:tcBorders>
-            <w:shd w:fill="3E5A2A" w:color="auto" w:val="clear"/>
-            <w:tcMar>
-              <w:top w:type="dxa" w:w="70"/>
-              <w:left w:type="dxa" w:w="110"/>
-              <w:bottom w:type="dxa" w:w="70"/>
-              <w:right w:type="dxa" w:w="110"/>
-            </w:tcMar>
-          </w:tcPr>
-          <w:p>
-            <w:pPr>
-              <w:spacing w:after="0" w:line="260"/>
-              <w:jc w:val="left"/>
-            </w:pPr>
-            <w:r>
-              <w:rPr>
-                <w:b/>
-                <w:bCs/>
-                <w:color w:val="FFFFFF"/>
-              </w:rPr>
-              <w:t xml:space="preserve">oder pflanzliches Wachs</w:t>
+              <w:t xml:space="preserve">Candelillawachs</w:t>
             </w:r>
           </w:p>
         </w:tc>
@@ -4990,7 +4877,7 @@
         </w:trPr>
         <w:tc>
           <w:tcPr>
-            <w:tcW w:type="dxa" w:w="2700"/>
+            <w:tcW w:type="dxa" w:w="3700"/>
             <w:tcBorders>
               <w:top w:val="single" w:color="C9C2AE" w:sz="4"/>
               <w:left w:val="single" w:color="C9C2AE" w:sz="4"/>
@@ -5016,7 +4903,7 @@
         </w:tc>
         <w:tc>
           <w:tcPr>
-            <w:tcW w:type="dxa" w:w="1800"/>
+            <w:tcW w:type="dxa" w:w="2400"/>
             <w:tcBorders>
               <w:top w:val="single" w:color="C9C2AE" w:sz="4"/>
               <w:left w:val="single" w:color="C9C2AE" w:sz="4"/>
@@ -5042,33 +4929,7 @@
         </w:tc>
         <w:tc>
           <w:tcPr>
-            <w:tcW w:type="dxa" w:w="2200"/>
-            <w:tcBorders>
-              <w:top w:val="single" w:color="C9C2AE" w:sz="4"/>
-              <w:left w:val="single" w:color="C9C2AE" w:sz="4"/>
-              <w:bottom w:val="single" w:color="C9C2AE" w:sz="4"/>
-              <w:right w:val="single" w:color="C9C2AE" w:sz="4"/>
-            </w:tcBorders>
-            <w:tcMar>
-              <w:top w:type="dxa" w:w="70"/>
-              <w:left w:type="dxa" w:w="110"/>
-              <w:bottom w:type="dxa" w:w="70"/>
-              <w:right w:type="dxa" w:w="110"/>
-            </w:tcMar>
-          </w:tcPr>
-          <w:p>
-            <w:pPr>
-              <w:spacing w:after="0" w:line="260"/>
-              <w:jc w:val="left"/>
-            </w:pPr>
-            <w:r>
-              <w:t xml:space="preserve">8 bis 10 g</w:t>
-            </w:r>
-          </w:p>
-        </w:tc>
-        <w:tc>
-          <w:tcPr>
-            <w:tcW w:type="dxa" w:w="2370"/>
+            <w:tcW w:type="dxa" w:w="2970"/>
             <w:tcBorders>
               <w:top w:val="single" w:color="C9C2AE" w:sz="4"/>
               <w:left w:val="single" w:color="C9C2AE" w:sz="4"/>
@@ -5100,7 +4961,7 @@
         </w:trPr>
         <w:tc>
           <w:tcPr>
-            <w:tcW w:type="dxa" w:w="2700"/>
+            <w:tcW w:type="dxa" w:w="3700"/>
             <w:tcBorders>
               <w:top w:val="single" w:color="C9C2AE" w:sz="4"/>
               <w:left w:val="single" w:color="C9C2AE" w:sz="4"/>
@@ -5126,7 +4987,7 @@
         </w:tc>
         <w:tc>
           <w:tcPr>
-            <w:tcW w:type="dxa" w:w="1800"/>
+            <w:tcW w:type="dxa" w:w="2400"/>
             <w:tcBorders>
               <w:top w:val="single" w:color="C9C2AE" w:sz="4"/>
               <w:left w:val="single" w:color="C9C2AE" w:sz="4"/>
@@ -5152,33 +5013,7 @@
         </w:tc>
         <w:tc>
           <w:tcPr>
-            <w:tcW w:type="dxa" w:w="2200"/>
-            <w:tcBorders>
-              <w:top w:val="single" w:color="C9C2AE" w:sz="4"/>
-              <w:left w:val="single" w:color="C9C2AE" w:sz="4"/>
-              <w:bottom w:val="single" w:color="C9C2AE" w:sz="4"/>
-              <w:right w:val="single" w:color="C9C2AE" w:sz="4"/>
-            </w:tcBorders>
-            <w:tcMar>
-              <w:top w:type="dxa" w:w="70"/>
-              <w:left w:type="dxa" w:w="110"/>
-              <w:bottom w:type="dxa" w:w="70"/>
-              <w:right w:type="dxa" w:w="110"/>
-            </w:tcMar>
-          </w:tcPr>
-          <w:p>
-            <w:pPr>
-              <w:spacing w:after="0" w:line="260"/>
-              <w:jc w:val="left"/>
-            </w:pPr>
-            <w:r>
-              <w:t xml:space="preserve">12 bis 15 g</w:t>
-            </w:r>
-          </w:p>
-        </w:tc>
-        <w:tc>
-          <w:tcPr>
-            <w:tcW w:type="dxa" w:w="2370"/>
+            <w:tcW w:type="dxa" w:w="2970"/>
             <w:tcBorders>
               <w:top w:val="single" w:color="C9C2AE" w:sz="4"/>
               <w:left w:val="single" w:color="C9C2AE" w:sz="4"/>
@@ -5210,7 +5045,7 @@
         </w:trPr>
         <w:tc>
           <w:tcPr>
-            <w:tcW w:type="dxa" w:w="2700"/>
+            <w:tcW w:type="dxa" w:w="3700"/>
             <w:tcBorders>
               <w:top w:val="single" w:color="C9C2AE" w:sz="4"/>
               <w:left w:val="single" w:color="C9C2AE" w:sz="4"/>
@@ -5236,7 +5071,7 @@
         </w:tc>
         <w:tc>
           <w:tcPr>
-            <w:tcW w:type="dxa" w:w="1800"/>
+            <w:tcW w:type="dxa" w:w="2400"/>
             <w:tcBorders>
               <w:top w:val="single" w:color="C9C2AE" w:sz="4"/>
               <w:left w:val="single" w:color="C9C2AE" w:sz="4"/>
@@ -5262,7 +5097,7 @@
         </w:tc>
         <w:tc>
           <w:tcPr>
-            <w:tcW w:type="dxa" w:w="2200"/>
+            <w:tcW w:type="dxa" w:w="2970"/>
             <w:tcBorders>
               <w:top w:val="single" w:color="C9C2AE" w:sz="4"/>
               <w:left w:val="single" w:color="C9C2AE" w:sz="4"/>
@@ -5282,32 +5117,6 @@
               <w:jc w:val="left"/>
             </w:pPr>
             <w:r>
-              <w:t xml:space="preserve">25 bis 30 g</w:t>
-            </w:r>
-          </w:p>
-        </w:tc>
-        <w:tc>
-          <w:tcPr>
-            <w:tcW w:type="dxa" w:w="2370"/>
-            <w:tcBorders>
-              <w:top w:val="single" w:color="C9C2AE" w:sz="4"/>
-              <w:left w:val="single" w:color="C9C2AE" w:sz="4"/>
-              <w:bottom w:val="single" w:color="C9C2AE" w:sz="4"/>
-              <w:right w:val="single" w:color="C9C2AE" w:sz="4"/>
-            </w:tcBorders>
-            <w:tcMar>
-              <w:top w:type="dxa" w:w="70"/>
-              <w:left w:type="dxa" w:w="110"/>
-              <w:bottom w:type="dxa" w:w="70"/>
-              <w:right w:type="dxa" w:w="110"/>
-            </w:tcMar>
-          </w:tcPr>
-          <w:p>
-            <w:pPr>
-              <w:spacing w:after="0" w:line="260"/>
-              <w:jc w:val="left"/>
-            </w:pPr>
-            <w:r>
               <w:t xml:space="preserve">18 bis 20 g</w:t>
             </w:r>
           </w:p>
@@ -5321,6 +5130,15 @@
     </w:p>
     <w:p>
       <w:pPr>
+        <w:spacing w:after="140" w:line="300"/>
+        <w:jc w:val="both"/>
+      </w:pPr>
+      <w:r>
+        <w:t xml:space="preserve">Candelillawachs stammt aus einem Strauch und ist recht hart – deshalb brauchst du nur wenig. Du bekommst es in der Apotheke, im Reformhaus oder online. Sonnenblumenwachs geht ebenso, ist etwas weicher: davon ein Viertel mehr nehmen.</w:t>
+      </w:r>
+    </w:p>
+    <w:p>
+      <w:pPr>
         <w:pStyle w:val="Heading3"/>
       </w:pPr>
       <w:bookmarkStart w:name="r6" w:id="1"/>
@@ -5377,7 +5195,7 @@
         <w:spacing w:after="80" w:line="290"/>
       </w:pPr>
       <w:r>
-        <w:t xml:space="preserve">10 bis 12 g Bienenwachs</w:t>
+        <w:t xml:space="preserve">8 g Candelillawachs</w:t>
       </w:r>
     </w:p>
     <w:p>
@@ -5459,33 +5277,172 @@
     </w:p>
     <w:p>
       <w:pPr>
-        <w:spacing w:after="140" w:before="60" w:line="280"/>
+        <w:pStyle w:val="Heading3"/>
+      </w:pPr>
+      <w:bookmarkStart w:name="r7" w:id="1"/>
+      <w:r>
+        <w:t xml:space="preserve">Universalbalsam für die ganze Familie</w:t>
+      </w:r>
+      <w:bookmarkEnd w:id="1"/>
+    </w:p>
+    <w:p>
+      <w:pPr>
+        <w:spacing w:after="140" w:line="300"/>
+        <w:jc w:val="left"/>
+      </w:pPr>
+      <w:r>
+        <w:rPr>
+          <w:i/>
+          <w:iCs/>
+        </w:rPr>
+        <w:t xml:space="preserve">Für 100 ml</w:t>
+      </w:r>
+    </w:p>
+    <w:p>
+      <w:pPr>
+        <w:spacing w:after="60"/>
       </w:pPr>
       <w:r>
         <w:rPr>
           <w:b/>
           <w:bCs/>
-          <w:color w:val="3E5A2A"/>
-          <w:sz w:val="20"/>
-          <w:szCs w:val="20"/>
-        </w:rPr>
-        <w:t xml:space="preserve">Tausch-Tipp: </w:t>
-      </w:r>
-      <w:r>
-        <w:rPr>
-          <w:sz w:val="20"/>
-          <w:szCs w:val="20"/>
-        </w:rPr>
-        <w:t xml:space="preserve">Statt Bienenwachs 8 g Candelillawachs.</w:t>
+        </w:rPr>
+        <w:t xml:space="preserve">Du brauchst</w:t>
+      </w:r>
+    </w:p>
+    <w:p>
+      <w:pPr>
+        <w:pStyle w:val="ListParagraph"/>
+        <w:numPr>
+          <w:ilvl w:val="0"/>
+          <w:numId w:val="2"/>
+        </w:numPr>
+        <w:spacing w:after="80" w:line="290"/>
+      </w:pPr>
+      <w:r>
+        <w:t xml:space="preserve">40 g Sheabutter</w:t>
+      </w:r>
+    </w:p>
+    <w:p>
+      <w:pPr>
+        <w:pStyle w:val="ListParagraph"/>
+        <w:numPr>
+          <w:ilvl w:val="0"/>
+          <w:numId w:val="2"/>
+        </w:numPr>
+        <w:spacing w:after="80" w:line="290"/>
+      </w:pPr>
+      <w:r>
+        <w:t xml:space="preserve">20 g Kakaobutter</w:t>
+      </w:r>
+    </w:p>
+    <w:p>
+      <w:pPr>
+        <w:pStyle w:val="ListParagraph"/>
+        <w:numPr>
+          <w:ilvl w:val="0"/>
+          <w:numId w:val="2"/>
+        </w:numPr>
+        <w:spacing w:after="80" w:line="290"/>
+      </w:pPr>
+      <w:r>
+        <w:t xml:space="preserve">30 g Mandelöl</w:t>
+      </w:r>
+    </w:p>
+    <w:p>
+      <w:pPr>
+        <w:pStyle w:val="ListParagraph"/>
+        <w:numPr>
+          <w:ilvl w:val="0"/>
+          <w:numId w:val="2"/>
+        </w:numPr>
+        <w:spacing w:after="80" w:line="290"/>
+      </w:pPr>
+      <w:r>
+        <w:t xml:space="preserve">7 g Candelillawachs</w:t>
+      </w:r>
+    </w:p>
+    <w:p>
+      <w:pPr>
+        <w:spacing w:after="60" w:before="120"/>
+      </w:pPr>
+      <w:r>
+        <w:rPr>
+          <w:b/>
+          <w:bCs/>
+        </w:rPr>
+        <w:t xml:space="preserve">So geht es</w:t>
+      </w:r>
+    </w:p>
+    <w:p>
+      <w:pPr>
+        <w:pStyle w:val="ListParagraph"/>
+        <w:numPr>
+          <w:ilvl w:val="0"/>
+          <w:numId w:val="9"/>
+        </w:numPr>
+        <w:spacing w:after="80" w:line="290"/>
+      </w:pPr>
+      <w:r>
+        <w:t xml:space="preserve">Alles im Wasserbad schmelzen.</w:t>
+      </w:r>
+    </w:p>
+    <w:p>
+      <w:pPr>
+        <w:pStyle w:val="ListParagraph"/>
+        <w:numPr>
+          <w:ilvl w:val="0"/>
+          <w:numId w:val="9"/>
+        </w:numPr>
+        <w:spacing w:after="80" w:line="290"/>
+      </w:pPr>
+      <w:r>
+        <w:t xml:space="preserve">Vom Herd nehmen und unter Rühren etwas abkühlen lassen.</w:t>
+      </w:r>
+    </w:p>
+    <w:p>
+      <w:pPr>
+        <w:pStyle w:val="ListParagraph"/>
+        <w:numPr>
+          <w:ilvl w:val="0"/>
+          <w:numId w:val="9"/>
+        </w:numPr>
+        <w:spacing w:after="80" w:line="290"/>
+      </w:pPr>
+      <w:r>
+        <w:t xml:space="preserve">In einen Tiegel gießen und </w:t>
+      </w:r>
+      <w:r>
+        <w:rPr>
+          <w:b/>
+          <w:bCs/>
+        </w:rPr>
+        <w:t xml:space="preserve">zügig im Kühlschrank</w:t>
+      </w:r>
+      <w:r>
+        <w:t xml:space="preserve"> fest werden lassen – so wird Sheabutter nicht körnig.</w:t>
+      </w:r>
+    </w:p>
+    <w:p>
+      <w:pPr>
+        <w:spacing w:after="140" w:line="300"/>
+        <w:jc w:val="both"/>
+      </w:pPr>
+      <w:r>
+        <w:rPr>
+          <w:i/>
+          <w:iCs/>
+        </w:rPr>
+        <w:t xml:space="preserve">Tipp: Für Ellbogen, Hände, Lippen, trockene Stellen, Nagelhaut.</w:t>
       </w:r>
     </w:p>
     <w:p>
       <w:pPr>
         <w:pStyle w:val="Heading3"/>
       </w:pPr>
-      <w:bookmarkStart w:name="r7" w:id="1"/>
-      <w:r>
-        <w:t xml:space="preserve">Universalbalsam für die ganze Familie</w:t>
+      <w:bookmarkStart w:name="r8" w:id="1"/>
+      <w:r>
+        <w:t xml:space="preserve">Lippenbalsam</w:t>
       </w:r>
       <w:bookmarkEnd w:id="1"/>
     </w:p>
@@ -5499,7 +5456,7 @@
           <w:i/>
           <w:iCs/>
         </w:rPr>
-        <w:t xml:space="preserve">Für 100 ml</w:t>
+        <w:t xml:space="preserve">Für 6 bis 8 Lippenstifthülsen</w:t>
       </w:r>
     </w:p>
     <w:p>
@@ -5524,7 +5481,7 @@
         <w:spacing w:after="80" w:line="290"/>
       </w:pPr>
       <w:r>
-        <w:t xml:space="preserve">40 g Sheabutter</w:t>
+        <w:t xml:space="preserve">8 g Candelillawachs</w:t>
       </w:r>
     </w:p>
     <w:p>
@@ -5537,7 +5494,7 @@
         <w:spacing w:after="80" w:line="290"/>
       </w:pPr>
       <w:r>
-        <w:t xml:space="preserve">20 g Kakaobutter</w:t>
+        <w:t xml:space="preserve">10 g Sheabutter oder Kakaobutter</w:t>
       </w:r>
     </w:p>
     <w:p>
@@ -5550,7 +5507,7 @@
         <w:spacing w:after="80" w:line="290"/>
       </w:pPr>
       <w:r>
-        <w:t xml:space="preserve">30 g Mandelöl</w:t>
+        <w:t xml:space="preserve">20 g Jojoba- oder Mandelöl</w:t>
       </w:r>
     </w:p>
     <w:p>
@@ -5563,7 +5520,7 @@
         <w:spacing w:after="80" w:line="290"/>
       </w:pPr>
       <w:r>
-        <w:t xml:space="preserve">10 g Bienenwachs</w:t>
+        <w:t xml:space="preserve">nach Belieben 1 Tropfen Pfefferminzöl</w:t>
       </w:r>
     </w:p>
     <w:p>
@@ -5583,48 +5540,176 @@
         <w:pStyle w:val="ListParagraph"/>
         <w:numPr>
           <w:ilvl w:val="0"/>
-          <w:numId w:val="9"/>
-        </w:numPr>
-        <w:spacing w:after="80" w:line="290"/>
-      </w:pPr>
-      <w:r>
-        <w:t xml:space="preserve">Alles im Wasserbad schmelzen.</w:t>
-      </w:r>
-    </w:p>
-    <w:p>
-      <w:pPr>
-        <w:pStyle w:val="ListParagraph"/>
-        <w:numPr>
-          <w:ilvl w:val="0"/>
-          <w:numId w:val="9"/>
-        </w:numPr>
-        <w:spacing w:after="80" w:line="290"/>
-      </w:pPr>
-      <w:r>
-        <w:t xml:space="preserve">Vom Herd nehmen und unter Rühren etwas abkühlen lassen.</w:t>
-      </w:r>
-    </w:p>
-    <w:p>
-      <w:pPr>
-        <w:pStyle w:val="ListParagraph"/>
-        <w:numPr>
-          <w:ilvl w:val="0"/>
-          <w:numId w:val="9"/>
-        </w:numPr>
-        <w:spacing w:after="80" w:line="290"/>
-      </w:pPr>
-      <w:r>
-        <w:t xml:space="preserve">In einen Tiegel gießen und </w:t>
-      </w:r>
+          <w:numId w:val="10"/>
+        </w:numPr>
+        <w:spacing w:after="80" w:line="290"/>
+      </w:pPr>
+      <w:r>
+        <w:t xml:space="preserve">Wachs, Butter und Öl im Wasserbad schmelzen.</w:t>
+      </w:r>
+    </w:p>
+    <w:p>
+      <w:pPr>
+        <w:pStyle w:val="ListParagraph"/>
+        <w:numPr>
+          <w:ilvl w:val="0"/>
+          <w:numId w:val="10"/>
+        </w:numPr>
+        <w:spacing w:after="80" w:line="290"/>
+      </w:pPr>
+      <w:r>
+        <w:t xml:space="preserve">Vom Herd nehmen, Pfefferminzöl einrühren.</w:t>
+      </w:r>
+    </w:p>
+    <w:p>
+      <w:pPr>
+        <w:pStyle w:val="ListParagraph"/>
+        <w:numPr>
+          <w:ilvl w:val="0"/>
+          <w:numId w:val="10"/>
+        </w:numPr>
+        <w:spacing w:after="80" w:line="290"/>
+      </w:pPr>
+      <w:r>
+        <w:t xml:space="preserve">Mit einer Pipette zügig in die Hülsen füllen.</w:t>
+      </w:r>
+    </w:p>
+    <w:p>
+      <w:pPr>
+        <w:pStyle w:val="ListParagraph"/>
+        <w:numPr>
+          <w:ilvl w:val="0"/>
+          <w:numId w:val="10"/>
+        </w:numPr>
+        <w:spacing w:after="80" w:line="290"/>
+      </w:pPr>
+      <w:r>
+        <w:t xml:space="preserve">Abkühlen lassen, dann verschließen.</w:t>
+      </w:r>
+    </w:p>
+    <w:p>
+      <w:pPr>
+        <w:spacing w:after="140" w:line="300"/>
+        <w:jc w:val="both"/>
+      </w:pPr>
+      <w:r>
+        <w:rPr>
+          <w:i/>
+          <w:iCs/>
+        </w:rPr>
+        <w:t xml:space="preserve">Tipp: Mit Kakaobutter duftet der Balsam nach Schokolade – Kinderlieblinge. Pfefferminzöl nicht für Kinder unter 6 Jahren.</w:t>
+      </w:r>
+    </w:p>
+    <w:p>
+      <w:pPr>
+        <w:pStyle w:val="Heading3"/>
+      </w:pPr>
+      <w:bookmarkStart w:name="r9" w:id="1"/>
+      <w:r>
+        <w:t xml:space="preserve">Handbalsam für Gärtnerhände</w:t>
+      </w:r>
+      <w:bookmarkEnd w:id="1"/>
+    </w:p>
+    <w:p>
+      <w:pPr>
+        <w:spacing w:after="140" w:line="300"/>
+        <w:jc w:val="left"/>
+      </w:pPr>
+      <w:r>
+        <w:rPr>
+          <w:i/>
+          <w:iCs/>
+        </w:rPr>
+        <w:t xml:space="preserve">Für 100 ml</w:t>
+      </w:r>
+    </w:p>
+    <w:p>
+      <w:pPr>
+        <w:spacing w:after="60"/>
+      </w:pPr>
       <w:r>
         <w:rPr>
           <w:b/>
           <w:bCs/>
         </w:rPr>
-        <w:t xml:space="preserve">zügig im Kühlschrank</w:t>
-      </w:r>
-      <w:r>
-        <w:t xml:space="preserve"> fest werden lassen – so wird Sheabutter nicht körnig.</w:t>
+        <w:t xml:space="preserve">Du brauchst</w:t>
+      </w:r>
+    </w:p>
+    <w:p>
+      <w:pPr>
+        <w:pStyle w:val="ListParagraph"/>
+        <w:numPr>
+          <w:ilvl w:val="0"/>
+          <w:numId w:val="2"/>
+        </w:numPr>
+        <w:spacing w:after="80" w:line="290"/>
+      </w:pPr>
+      <w:r>
+        <w:t xml:space="preserve">50 ml Ringelblumen- oder Johanniskraut-Ölauszug</w:t>
+      </w:r>
+    </w:p>
+    <w:p>
+      <w:pPr>
+        <w:pStyle w:val="ListParagraph"/>
+        <w:numPr>
+          <w:ilvl w:val="0"/>
+          <w:numId w:val="2"/>
+        </w:numPr>
+        <w:spacing w:after="80" w:line="290"/>
+      </w:pPr>
+      <w:r>
+        <w:t xml:space="preserve">40 g Sheabutter</w:t>
+      </w:r>
+    </w:p>
+    <w:p>
+      <w:pPr>
+        <w:pStyle w:val="ListParagraph"/>
+        <w:numPr>
+          <w:ilvl w:val="0"/>
+          <w:numId w:val="2"/>
+        </w:numPr>
+        <w:spacing w:after="80" w:line="290"/>
+      </w:pPr>
+      <w:r>
+        <w:t xml:space="preserve">8 g Candelillawachs</w:t>
+      </w:r>
+    </w:p>
+    <w:p>
+      <w:pPr>
+        <w:spacing w:after="60" w:before="120"/>
+      </w:pPr>
+      <w:r>
+        <w:rPr>
+          <w:b/>
+          <w:bCs/>
+        </w:rPr>
+        <w:t xml:space="preserve">So geht es</w:t>
+      </w:r>
+    </w:p>
+    <w:p>
+      <w:pPr>
+        <w:pStyle w:val="ListParagraph"/>
+        <w:numPr>
+          <w:ilvl w:val="0"/>
+          <w:numId w:val="11"/>
+        </w:numPr>
+        <w:spacing w:after="80" w:line="290"/>
+      </w:pPr>
+      <w:r>
+        <w:t xml:space="preserve">Alles im Wasserbad schmelzen und in einen Tiegel füllen.</w:t>
+      </w:r>
+    </w:p>
+    <w:p>
+      <w:pPr>
+        <w:pStyle w:val="ListParagraph"/>
+        <w:numPr>
+          <w:ilvl w:val="0"/>
+          <w:numId w:val="11"/>
+        </w:numPr>
+        <w:spacing w:after="80" w:line="290"/>
+      </w:pPr>
+      <w:r>
+        <w:t xml:space="preserve">Abends dick auf die Hände auftragen, Baumwollhandschuhe darüber ziehen.</w:t>
       </w:r>
     </w:p>
     <w:p>
@@ -5637,38 +5722,55 @@
           <w:i/>
           <w:iCs/>
         </w:rPr>
-        <w:t xml:space="preserve">Tipp: Für Ellbogen, Hände, Lippen, trockene Stellen, Nagelhaut.</w:t>
-      </w:r>
-    </w:p>
-    <w:p>
-      <w:pPr>
-        <w:spacing w:after="140" w:before="60" w:line="280"/>
-      </w:pPr>
+        <w:t xml:space="preserve">Tipp: Johanniskrautöl macht lichtempfindlich – nicht vor dem Sonnenbad verwenden.</w:t>
+      </w:r>
+    </w:p>
+    <w:p>
+      <w:pPr>
+        <w:pStyle w:val="Heading1"/>
+        <w:pageBreakBefore/>
+      </w:pPr>
+      <w:bookmarkStart w:name="k_cremes" w:id="1"/>
+      <w:r>
+        <w:t xml:space="preserve">Cremes aus der Natur</w:t>
+      </w:r>
+      <w:bookmarkEnd w:id="1"/>
+    </w:p>
+    <w:p>
+      <w:pPr>
+        <w:spacing w:after="140" w:line="300"/>
+        <w:jc w:val="both"/>
+      </w:pPr>
+      <w:r>
+        <w:t xml:space="preserve">Eine Creme ist eine Mischung aus Öl und Wasser. Damit sich beides verbindet, braucht es einen „Vermittler“. In der Natur übernimmt das </w:t>
+      </w:r>
       <w:r>
         <w:rPr>
           <w:b/>
           <w:bCs/>
-          <w:color w:val="3E5A2A"/>
-          <w:sz w:val="20"/>
-          <w:szCs w:val="20"/>
-        </w:rPr>
-        <w:t xml:space="preserve">Tausch-Tipp: </w:t>
-      </w:r>
-      <w:r>
-        <w:rPr>
-          <w:sz w:val="20"/>
-          <w:szCs w:val="20"/>
-        </w:rPr>
-        <w:t xml:space="preserve">Statt Bienenwachs 7 g Candelillawachs.</w:t>
+        </w:rPr>
+        <w:t xml:space="preserve">Lecithin</w:t>
+      </w:r>
+      <w:r>
+        <w:t xml:space="preserve"> aus Sonnenblumen, unterstützt von etwas Pflanzenwachs. Das Vorbild ist die berühmte „Cold Cream“, die schon der Arzt Galen im alten Rom anrührte.</w:t>
+      </w:r>
+    </w:p>
+    <w:p>
+      <w:pPr>
+        <w:spacing w:after="140" w:line="300"/>
+        <w:jc w:val="both"/>
+      </w:pPr>
+      <w:r>
+        <w:t xml:space="preserve">Weil Cremes Wasser enthalten, können sie verderben. Deshalb: kleine Mengen rühren, im Kühlschrank aufbewahren, innerhalb von 1 bis 2 Wochen verbrauchen.</w:t>
       </w:r>
     </w:p>
     <w:p>
       <w:pPr>
         <w:pStyle w:val="Heading3"/>
       </w:pPr>
-      <w:bookmarkStart w:name="r8" w:id="1"/>
-      <w:r>
-        <w:t xml:space="preserve">Lippenbalsam</w:t>
+      <w:bookmarkStart w:name="r10" w:id="1"/>
+      <w:r>
+        <w:t xml:space="preserve">Rosen-Cold-Cream nach Galen</w:t>
       </w:r>
       <w:bookmarkEnd w:id="1"/>
     </w:p>
@@ -5682,7 +5784,7 @@
           <w:i/>
           <w:iCs/>
         </w:rPr>
-        <w:t xml:space="preserve">Für 6 bis 8 Lippenstifthülsen</w:t>
+        <w:t xml:space="preserve">Für etwa 100 ml</w:t>
       </w:r>
     </w:p>
     <w:p>
@@ -5707,7 +5809,7 @@
         <w:spacing w:after="80" w:line="290"/>
       </w:pPr>
       <w:r>
-        <w:t xml:space="preserve">10 g Bienenwachs</w:t>
+        <w:t xml:space="preserve">40 g Mandelöl</w:t>
       </w:r>
     </w:p>
     <w:p>
@@ -5720,7 +5822,7 @@
         <w:spacing w:after="80" w:line="290"/>
       </w:pPr>
       <w:r>
-        <w:t xml:space="preserve">10 g Sheabutter oder Kakaobutter</w:t>
+        <w:t xml:space="preserve">7 g Candelillawachs</w:t>
       </w:r>
     </w:p>
     <w:p>
@@ -5733,7 +5835,7 @@
         <w:spacing w:after="80" w:line="290"/>
       </w:pPr>
       <w:r>
-        <w:t xml:space="preserve">20 g Jojoba- oder Mandelöl</w:t>
+        <w:t xml:space="preserve">1 TL Sonnenblumenlecithin (flüssig, Reformhaus)</w:t>
       </w:r>
     </w:p>
     <w:p>
@@ -5746,7 +5848,20 @@
         <w:spacing w:after="80" w:line="290"/>
       </w:pPr>
       <w:r>
-        <w:t xml:space="preserve">nach Belieben 1 Tropfen Pfefferminzöl</w:t>
+        <w:t xml:space="preserve">40 ml Rosenwasser (Hydrolat) oder frischer Rosenblütenaufguss (abgekühlt)</w:t>
+      </w:r>
+    </w:p>
+    <w:p>
+      <w:pPr>
+        <w:pStyle w:val="ListParagraph"/>
+        <w:numPr>
+          <w:ilvl w:val="0"/>
+          <w:numId w:val="2"/>
+        </w:numPr>
+        <w:spacing w:after="80" w:line="290"/>
+      </w:pPr>
+      <w:r>
+        <w:t xml:space="preserve">Wasserbad, Thermometer, Milchschäumer</w:t>
       </w:r>
     </w:p>
     <w:p>
@@ -5766,51 +5881,87 @@
         <w:pStyle w:val="ListParagraph"/>
         <w:numPr>
           <w:ilvl w:val="0"/>
-          <w:numId w:val="10"/>
-        </w:numPr>
-        <w:spacing w:after="80" w:line="290"/>
-      </w:pPr>
-      <w:r>
-        <w:t xml:space="preserve">Wachs, Butter und Öl im Wasserbad schmelzen.</w:t>
-      </w:r>
-    </w:p>
-    <w:p>
-      <w:pPr>
-        <w:pStyle w:val="ListParagraph"/>
-        <w:numPr>
-          <w:ilvl w:val="0"/>
-          <w:numId w:val="10"/>
-        </w:numPr>
-        <w:spacing w:after="80" w:line="290"/>
-      </w:pPr>
-      <w:r>
-        <w:t xml:space="preserve">Vom Herd nehmen, Pfefferminzöl einrühren.</w:t>
-      </w:r>
-    </w:p>
-    <w:p>
-      <w:pPr>
-        <w:pStyle w:val="ListParagraph"/>
-        <w:numPr>
-          <w:ilvl w:val="0"/>
-          <w:numId w:val="10"/>
-        </w:numPr>
-        <w:spacing w:after="80" w:line="290"/>
-      </w:pPr>
-      <w:r>
-        <w:t xml:space="preserve">Mit einer Pipette zügig in die Hülsen füllen.</w:t>
-      </w:r>
-    </w:p>
-    <w:p>
-      <w:pPr>
-        <w:pStyle w:val="ListParagraph"/>
-        <w:numPr>
-          <w:ilvl w:val="0"/>
-          <w:numId w:val="10"/>
-        </w:numPr>
-        <w:spacing w:after="80" w:line="290"/>
-      </w:pPr>
-      <w:r>
-        <w:t xml:space="preserve">Abkühlen lassen, dann verschließen.</w:t>
+          <w:numId w:val="12"/>
+        </w:numPr>
+        <w:spacing w:after="80" w:line="290"/>
+      </w:pPr>
+      <w:r>
+        <w:t xml:space="preserve">Gefäße und Werkzeug heiß ausspülen und trocknen.</w:t>
+      </w:r>
+    </w:p>
+    <w:p>
+      <w:pPr>
+        <w:pStyle w:val="ListParagraph"/>
+        <w:numPr>
+          <w:ilvl w:val="0"/>
+          <w:numId w:val="12"/>
+        </w:numPr>
+        <w:spacing w:after="80" w:line="290"/>
+      </w:pPr>
+      <w:r>
+        <w:t xml:space="preserve">Mandelöl, Wachs und Lecithin im Wasserbad schmelzen (etwa 65 °C).</w:t>
+      </w:r>
+    </w:p>
+    <w:p>
+      <w:pPr>
+        <w:pStyle w:val="ListParagraph"/>
+        <w:numPr>
+          <w:ilvl w:val="0"/>
+          <w:numId w:val="12"/>
+        </w:numPr>
+        <w:spacing w:after="80" w:line="290"/>
+      </w:pPr>
+      <w:r>
+        <w:t xml:space="preserve">Rosenwasser in einem zweiten Gefäß auf die gleiche Temperatur erwärmen.</w:t>
+      </w:r>
+    </w:p>
+    <w:p>
+      <w:pPr>
+        <w:pStyle w:val="ListParagraph"/>
+        <w:numPr>
+          <w:ilvl w:val="0"/>
+          <w:numId w:val="12"/>
+        </w:numPr>
+        <w:spacing w:after="80" w:line="290"/>
+      </w:pPr>
+      <w:r>
+        <w:t xml:space="preserve">Das Rosenwasser </w:t>
+      </w:r>
+      <w:r>
+        <w:rPr>
+          <w:b/>
+          <w:bCs/>
+        </w:rPr>
+        <w:t xml:space="preserve">tropfenweise</w:t>
+      </w:r>
+      <w:r>
+        <w:t xml:space="preserve"> zur Ölmischung geben und dabei ständig mit dem Milchschäumer rühren.</w:t>
+      </w:r>
+    </w:p>
+    <w:p>
+      <w:pPr>
+        <w:pStyle w:val="ListParagraph"/>
+        <w:numPr>
+          <w:ilvl w:val="0"/>
+          <w:numId w:val="12"/>
+        </w:numPr>
+        <w:spacing w:after="80" w:line="290"/>
+      </w:pPr>
+      <w:r>
+        <w:t xml:space="preserve">Weiterrühren, bis die Creme abgekühlt, weiß und cremig ist.</w:t>
+      </w:r>
+    </w:p>
+    <w:p>
+      <w:pPr>
+        <w:pStyle w:val="ListParagraph"/>
+        <w:numPr>
+          <w:ilvl w:val="0"/>
+          <w:numId w:val="12"/>
+        </w:numPr>
+        <w:spacing w:after="80" w:line="290"/>
+      </w:pPr>
+      <w:r>
+        <w:t xml:space="preserve">In einen sauberen Tiegel füllen.</w:t>
       </w:r>
     </w:p>
     <w:p>
@@ -5823,473 +5974,7 @@
           <w:i/>
           <w:iCs/>
         </w:rPr>
-        <w:t xml:space="preserve">Tipp: Mit Kakaobutter duftet der Balsam nach Schokolade – Kinderlieblinge. Pfefferminzöl nicht für Kinder unter 6 Jahren.</w:t>
-      </w:r>
-    </w:p>
-    <w:p>
-      <w:pPr>
-        <w:spacing w:after="140" w:before="60" w:line="280"/>
-      </w:pPr>
-      <w:r>
-        <w:rPr>
-          <w:b/>
-          <w:bCs/>
-          <w:color w:val="3E5A2A"/>
-          <w:sz w:val="20"/>
-          <w:szCs w:val="20"/>
-        </w:rPr>
-        <w:t xml:space="preserve">Tausch-Tipp: </w:t>
-      </w:r>
-      <w:r>
-        <w:rPr>
-          <w:sz w:val="20"/>
-          <w:szCs w:val="20"/>
-        </w:rPr>
-        <w:t xml:space="preserve">Statt Bienenwachs 7 bis 8 g Candelillawachs.</w:t>
-      </w:r>
-    </w:p>
-    <w:p>
-      <w:pPr>
-        <w:pStyle w:val="Heading3"/>
-      </w:pPr>
-      <w:bookmarkStart w:name="r9" w:id="1"/>
-      <w:r>
-        <w:t xml:space="preserve">Handbalsam für Gärtnerhände</w:t>
-      </w:r>
-      <w:bookmarkEnd w:id="1"/>
-    </w:p>
-    <w:p>
-      <w:pPr>
-        <w:spacing w:after="140" w:line="300"/>
-        <w:jc w:val="left"/>
-      </w:pPr>
-      <w:r>
-        <w:rPr>
-          <w:i/>
-          <w:iCs/>
-        </w:rPr>
-        <w:t xml:space="preserve">Für 100 ml</w:t>
-      </w:r>
-    </w:p>
-    <w:p>
-      <w:pPr>
-        <w:spacing w:after="60"/>
-      </w:pPr>
-      <w:r>
-        <w:rPr>
-          <w:b/>
-          <w:bCs/>
-        </w:rPr>
-        <w:t xml:space="preserve">Du brauchst</w:t>
-      </w:r>
-    </w:p>
-    <w:p>
-      <w:pPr>
-        <w:pStyle w:val="ListParagraph"/>
-        <w:numPr>
-          <w:ilvl w:val="0"/>
-          <w:numId w:val="2"/>
-        </w:numPr>
-        <w:spacing w:after="80" w:line="290"/>
-      </w:pPr>
-      <w:r>
-        <w:t xml:space="preserve">50 ml Ringelblumen- oder Johanniskraut-Ölauszug</w:t>
-      </w:r>
-    </w:p>
-    <w:p>
-      <w:pPr>
-        <w:pStyle w:val="ListParagraph"/>
-        <w:numPr>
-          <w:ilvl w:val="0"/>
-          <w:numId w:val="2"/>
-        </w:numPr>
-        <w:spacing w:after="80" w:line="290"/>
-      </w:pPr>
-      <w:r>
-        <w:t xml:space="preserve">20 g Sheabutter</w:t>
-      </w:r>
-    </w:p>
-    <w:p>
-      <w:pPr>
-        <w:pStyle w:val="ListParagraph"/>
-        <w:numPr>
-          <w:ilvl w:val="0"/>
-          <w:numId w:val="2"/>
-        </w:numPr>
-        <w:spacing w:after="80" w:line="290"/>
-      </w:pPr>
-      <w:r>
-        <w:t xml:space="preserve">15 g Lanolin (Wollwachs)</w:t>
-      </w:r>
-    </w:p>
-    <w:p>
-      <w:pPr>
-        <w:pStyle w:val="ListParagraph"/>
-        <w:numPr>
-          <w:ilvl w:val="0"/>
-          <w:numId w:val="2"/>
-        </w:numPr>
-        <w:spacing w:after="80" w:line="290"/>
-      </w:pPr>
-      <w:r>
-        <w:t xml:space="preserve">10 g Bienenwachs</w:t>
-      </w:r>
-    </w:p>
-    <w:p>
-      <w:pPr>
-        <w:spacing w:after="60" w:before="120"/>
-      </w:pPr>
-      <w:r>
-        <w:rPr>
-          <w:b/>
-          <w:bCs/>
-        </w:rPr>
-        <w:t xml:space="preserve">So geht es</w:t>
-      </w:r>
-    </w:p>
-    <w:p>
-      <w:pPr>
-        <w:pStyle w:val="ListParagraph"/>
-        <w:numPr>
-          <w:ilvl w:val="0"/>
-          <w:numId w:val="11"/>
-        </w:numPr>
-        <w:spacing w:after="80" w:line="290"/>
-      </w:pPr>
-      <w:r>
-        <w:t xml:space="preserve">Alles im Wasserbad schmelzen und in einen Tiegel füllen.</w:t>
-      </w:r>
-    </w:p>
-    <w:p>
-      <w:pPr>
-        <w:pStyle w:val="ListParagraph"/>
-        <w:numPr>
-          <w:ilvl w:val="0"/>
-          <w:numId w:val="11"/>
-        </w:numPr>
-        <w:spacing w:after="80" w:line="290"/>
-      </w:pPr>
-      <w:r>
-        <w:t xml:space="preserve">Abends dick auf die Hände auftragen, Baumwollhandschuhe darüber ziehen.</w:t>
-      </w:r>
-    </w:p>
-    <w:p>
-      <w:pPr>
-        <w:spacing w:after="140" w:line="300"/>
-        <w:jc w:val="both"/>
-      </w:pPr>
-      <w:r>
-        <w:rPr>
-          <w:i/>
-          <w:iCs/>
-        </w:rPr>
-        <w:t xml:space="preserve">Tipp: Johanniskrautöl macht lichtempfindlich – nicht vor dem Sonnenbad verwenden.</w:t>
-      </w:r>
-    </w:p>
-    <w:p>
-      <w:pPr>
-        <w:spacing w:after="140" w:before="60" w:line="280"/>
-      </w:pPr>
-      <w:r>
-        <w:rPr>
-          <w:b/>
-          <w:bCs/>
-          <w:color w:val="3E5A2A"/>
-          <w:sz w:val="20"/>
-          <w:szCs w:val="20"/>
-        </w:rPr>
-        <w:t xml:space="preserve">Tausch-Tipp: </w:t>
-      </w:r>
-      <w:r>
-        <w:rPr>
-          <w:sz w:val="20"/>
-          <w:szCs w:val="20"/>
-        </w:rPr>
-        <w:t xml:space="preserve">Ohne Lanolin und Bienenwachs: 25 g Sheabutter, 8 g Candelillawachs.</w:t>
-      </w:r>
-    </w:p>
-    <w:p>
-      <w:pPr>
-        <w:pStyle w:val="Heading1"/>
-        <w:pageBreakBefore/>
-      </w:pPr>
-      <w:bookmarkStart w:name="k_cremes" w:id="1"/>
-      <w:r>
-        <w:t xml:space="preserve">Cremes aus der Natur</w:t>
-      </w:r>
-      <w:bookmarkEnd w:id="1"/>
-    </w:p>
-    <w:p>
-      <w:pPr>
-        <w:spacing w:after="140" w:line="300"/>
-        <w:jc w:val="both"/>
-      </w:pPr>
-      <w:r>
-        <w:t xml:space="preserve">Eine Creme ist eine Mischung aus Öl und Wasser. Damit sich beides verbindet, braucht es einen „Vermittler“. In der Natur übernehmen das </w:t>
-      </w:r>
-      <w:r>
-        <w:rPr>
-          <w:b/>
-          <w:bCs/>
-        </w:rPr>
-        <w:t xml:space="preserve">Bienenwachs</w:t>
-      </w:r>
-      <w:r>
-        <w:t xml:space="preserve"> und </w:t>
-      </w:r>
-      <w:r>
-        <w:rPr>
-          <w:b/>
-          <w:bCs/>
-        </w:rPr>
-        <w:t xml:space="preserve">Lecithin</w:t>
-      </w:r>
-      <w:r>
-        <w:t xml:space="preserve"> aus Sonnenblumen – so entstand schon im alten Rom die berühmte „Cold Cream“ des Arztes Galen.</w:t>
-      </w:r>
-    </w:p>
-    <w:p>
-      <w:pPr>
-        <w:spacing w:after="140" w:line="300"/>
-        <w:jc w:val="both"/>
-      </w:pPr>
-      <w:r>
-        <w:t xml:space="preserve">Weil Cremes Wasser enthalten, können sie verderben. Deshalb: kleine Mengen rühren, im Kühlschrank aufbewahren, innerhalb von 1 bis 2 Wochen verbrauchen.</w:t>
-      </w:r>
-    </w:p>
-    <w:p>
-      <w:pPr>
-        <w:pStyle w:val="Heading3"/>
-      </w:pPr>
-      <w:bookmarkStart w:name="r10" w:id="1"/>
-      <w:r>
-        <w:t xml:space="preserve">Rosen-Cold-Cream nach Galen</w:t>
-      </w:r>
-      <w:bookmarkEnd w:id="1"/>
-    </w:p>
-    <w:p>
-      <w:pPr>
-        <w:spacing w:after="140" w:line="300"/>
-        <w:jc w:val="left"/>
-      </w:pPr>
-      <w:r>
-        <w:rPr>
-          <w:i/>
-          <w:iCs/>
-        </w:rPr>
-        <w:t xml:space="preserve">Für etwa 100 ml</w:t>
-      </w:r>
-    </w:p>
-    <w:p>
-      <w:pPr>
-        <w:spacing w:after="60"/>
-      </w:pPr>
-      <w:r>
-        <w:rPr>
-          <w:b/>
-          <w:bCs/>
-        </w:rPr>
-        <w:t xml:space="preserve">Du brauchst</w:t>
-      </w:r>
-    </w:p>
-    <w:p>
-      <w:pPr>
-        <w:pStyle w:val="ListParagraph"/>
-        <w:numPr>
-          <w:ilvl w:val="0"/>
-          <w:numId w:val="2"/>
-        </w:numPr>
-        <w:spacing w:after="80" w:line="290"/>
-      </w:pPr>
-      <w:r>
-        <w:t xml:space="preserve">40 g Mandelöl</w:t>
-      </w:r>
-    </w:p>
-    <w:p>
-      <w:pPr>
-        <w:pStyle w:val="ListParagraph"/>
-        <w:numPr>
-          <w:ilvl w:val="0"/>
-          <w:numId w:val="2"/>
-        </w:numPr>
-        <w:spacing w:after="80" w:line="290"/>
-      </w:pPr>
-      <w:r>
-        <w:t xml:space="preserve">10 g Bienenwachs</w:t>
-      </w:r>
-    </w:p>
-    <w:p>
-      <w:pPr>
-        <w:pStyle w:val="ListParagraph"/>
-        <w:numPr>
-          <w:ilvl w:val="0"/>
-          <w:numId w:val="2"/>
-        </w:numPr>
-        <w:spacing w:after="80" w:line="290"/>
-      </w:pPr>
-      <w:r>
-        <w:t xml:space="preserve">1 TL Sonnenblumenlecithin (flüssig, Reformhaus)</w:t>
-      </w:r>
-    </w:p>
-    <w:p>
-      <w:pPr>
-        <w:pStyle w:val="ListParagraph"/>
-        <w:numPr>
-          <w:ilvl w:val="0"/>
-          <w:numId w:val="2"/>
-        </w:numPr>
-        <w:spacing w:after="80" w:line="290"/>
-      </w:pPr>
-      <w:r>
-        <w:t xml:space="preserve">40 ml Rosenwasser (Hydrolat) oder frischer Rosenblütenaufguss (abgekühlt)</w:t>
-      </w:r>
-    </w:p>
-    <w:p>
-      <w:pPr>
-        <w:pStyle w:val="ListParagraph"/>
-        <w:numPr>
-          <w:ilvl w:val="0"/>
-          <w:numId w:val="2"/>
-        </w:numPr>
-        <w:spacing w:after="80" w:line="290"/>
-      </w:pPr>
-      <w:r>
-        <w:t xml:space="preserve">Wasserbad, Thermometer, Milchschäumer</w:t>
-      </w:r>
-    </w:p>
-    <w:p>
-      <w:pPr>
-        <w:spacing w:after="60" w:before="120"/>
-      </w:pPr>
-      <w:r>
-        <w:rPr>
-          <w:b/>
-          <w:bCs/>
-        </w:rPr>
-        <w:t xml:space="preserve">So geht es</w:t>
-      </w:r>
-    </w:p>
-    <w:p>
-      <w:pPr>
-        <w:pStyle w:val="ListParagraph"/>
-        <w:numPr>
-          <w:ilvl w:val="0"/>
-          <w:numId w:val="12"/>
-        </w:numPr>
-        <w:spacing w:after="80" w:line="290"/>
-      </w:pPr>
-      <w:r>
-        <w:t xml:space="preserve">Gefäße und Werkzeug heiß ausspülen und trocknen.</w:t>
-      </w:r>
-    </w:p>
-    <w:p>
-      <w:pPr>
-        <w:pStyle w:val="ListParagraph"/>
-        <w:numPr>
-          <w:ilvl w:val="0"/>
-          <w:numId w:val="12"/>
-        </w:numPr>
-        <w:spacing w:after="80" w:line="290"/>
-      </w:pPr>
-      <w:r>
-        <w:t xml:space="preserve">Mandelöl, Bienenwachs und Lecithin im Wasserbad schmelzen (etwa 65 °C).</w:t>
-      </w:r>
-    </w:p>
-    <w:p>
-      <w:pPr>
-        <w:pStyle w:val="ListParagraph"/>
-        <w:numPr>
-          <w:ilvl w:val="0"/>
-          <w:numId w:val="12"/>
-        </w:numPr>
-        <w:spacing w:after="80" w:line="290"/>
-      </w:pPr>
-      <w:r>
-        <w:t xml:space="preserve">Rosenwasser in einem zweiten Gefäß auf die gleiche Temperatur erwärmen.</w:t>
-      </w:r>
-    </w:p>
-    <w:p>
-      <w:pPr>
-        <w:pStyle w:val="ListParagraph"/>
-        <w:numPr>
-          <w:ilvl w:val="0"/>
-          <w:numId w:val="12"/>
-        </w:numPr>
-        <w:spacing w:after="80" w:line="290"/>
-      </w:pPr>
-      <w:r>
-        <w:t xml:space="preserve">Das Rosenwasser </w:t>
-      </w:r>
-      <w:r>
-        <w:rPr>
-          <w:b/>
-          <w:bCs/>
-        </w:rPr>
-        <w:t xml:space="preserve">tropfenweise</w:t>
-      </w:r>
-      <w:r>
-        <w:t xml:space="preserve"> zur Ölmischung geben und dabei ständig mit dem Milchschäumer rühren.</w:t>
-      </w:r>
-    </w:p>
-    <w:p>
-      <w:pPr>
-        <w:pStyle w:val="ListParagraph"/>
-        <w:numPr>
-          <w:ilvl w:val="0"/>
-          <w:numId w:val="12"/>
-        </w:numPr>
-        <w:spacing w:after="80" w:line="290"/>
-      </w:pPr>
-      <w:r>
-        <w:t xml:space="preserve">Weiterrühren, bis die Creme abgekühlt, weiß und cremig ist.</w:t>
-      </w:r>
-    </w:p>
-    <w:p>
-      <w:pPr>
-        <w:pStyle w:val="ListParagraph"/>
-        <w:numPr>
-          <w:ilvl w:val="0"/>
-          <w:numId w:val="12"/>
-        </w:numPr>
-        <w:spacing w:after="80" w:line="290"/>
-      </w:pPr>
-      <w:r>
-        <w:t xml:space="preserve">In einen sauberen Tiegel füllen.</w:t>
-      </w:r>
-    </w:p>
-    <w:p>
-      <w:pPr>
-        <w:spacing w:after="140" w:line="300"/>
-        <w:jc w:val="both"/>
-      </w:pPr>
-      <w:r>
-        <w:rPr>
-          <w:i/>
-          <w:iCs/>
-        </w:rPr>
         <w:t xml:space="preserve">Tipp: Die Creme kühlt beim Auftragen angenehm – daher der Name. Im Kühlschrank 1 bis 2 Wochen haltbar. Trennt sich etwas Wasser ab, einfach kurz umrühren.</w:t>
-      </w:r>
-    </w:p>
-    <w:p>
-      <w:pPr>
-        <w:spacing w:after="140" w:before="60" w:line="280"/>
-      </w:pPr>
-      <w:r>
-        <w:rPr>
-          <w:b/>
-          <w:bCs/>
-          <w:color w:val="3E5A2A"/>
-          <w:sz w:val="20"/>
-          <w:szCs w:val="20"/>
-        </w:rPr>
-        <w:t xml:space="preserve">Tausch-Tipp: </w:t>
-      </w:r>
-      <w:r>
-        <w:rPr>
-          <w:sz w:val="20"/>
-          <w:szCs w:val="20"/>
-        </w:rPr>
-        <w:t xml:space="preserve">Statt Bienenwachs 7 g Candelillawachs.</w:t>
       </w:r>
     </w:p>
     <w:p>
@@ -6943,7 +6628,7 @@
         <w:spacing w:after="80" w:line="290"/>
       </w:pPr>
       <w:r>
-        <w:t xml:space="preserve">nach Belieben 1 TL Honig</w:t>
+        <w:t xml:space="preserve">nach Belieben 1 TL Aloe-vera-Gel</w:t>
       </w:r>
     </w:p>
     <w:p>
@@ -7018,28 +6703,6 @@
       </w:pPr>
       <w:r>
         <w:t xml:space="preserve">Mit lauwarmem Wasser abwaschen und eincremen.</w:t>
-      </w:r>
-    </w:p>
-    <w:p>
-      <w:pPr>
-        <w:spacing w:after="140" w:before="60" w:line="280"/>
-      </w:pPr>
-      <w:r>
-        <w:rPr>
-          <w:b/>
-          <w:bCs/>
-          <w:color w:val="3E5A2A"/>
-          <w:sz w:val="20"/>
-          <w:szCs w:val="20"/>
-        </w:rPr>
-        <w:t xml:space="preserve">Tausch-Tipp: </w:t>
-      </w:r>
-      <w:r>
-        <w:rPr>
-          <w:sz w:val="20"/>
-          <w:szCs w:val="20"/>
-        </w:rPr>
-        <w:t xml:space="preserve">Statt Honig 1 TL Joghurt oder Aloe-vera-Gel.</w:t>
       </w:r>
     </w:p>
     <w:p>
@@ -10320,7 +9983,7 @@
         <w:spacing w:after="80" w:line="290"/>
       </w:pPr>
       <w:r>
-        <w:t xml:space="preserve">10 g Bienenwachs</w:t>
+        <w:t xml:space="preserve">7 g Candelillawachs</w:t>
       </w:r>
     </w:p>
     <w:p>
@@ -10385,28 +10048,6 @@
       </w:pPr>
       <w:r>
         <w:t xml:space="preserve">Abends auf die Füße auftragen, Baumwollsocken darüber.</w:t>
-      </w:r>
-    </w:p>
-    <w:p>
-      <w:pPr>
-        <w:spacing w:after="140" w:before="60" w:line="280"/>
-      </w:pPr>
-      <w:r>
-        <w:rPr>
-          <w:b/>
-          <w:bCs/>
-          <w:color w:val="3E5A2A"/>
-          <w:sz w:val="20"/>
-          <w:szCs w:val="20"/>
-        </w:rPr>
-        <w:t xml:space="preserve">Tausch-Tipp: </w:t>
-      </w:r>
-      <w:r>
-        <w:rPr>
-          <w:sz w:val="20"/>
-          <w:szCs w:val="20"/>
-        </w:rPr>
-        <w:t xml:space="preserve">Statt Bienenwachs 7 g Candelillawachs.</w:t>
       </w:r>
     </w:p>
     <w:p>
@@ -12990,7 +12631,7 @@
                 <w:sz w:val="18"/>
                 <w:szCs w:val="18"/>
               </w:rPr>
-              <w:t xml:space="preserve">Honig-Reinigung fürs Gesicht</w:t>
+              <w:t xml:space="preserve">Kaffeesatz-Peeling</w:t>
             </w:r>
           </w:p>
         </w:tc>
@@ -13020,7 +12661,7 @@
                 <w:sz w:val="18"/>
                 <w:szCs w:val="18"/>
               </w:rPr>
-              <w:t xml:space="preserve">Natürlich waschen</w:t>
+              <w:t xml:space="preserve">Gesicht und Körper</w:t>
             </w:r>
           </w:p>
         </w:tc>
@@ -13052,9 +12693,9 @@
               </w:rPr>
               <w:t xml:space="preserve">S. </w:t>
             </w:r>
-            <w:fldSimple w:instr="PAGEREF r5 \h">
+            <w:fldSimple w:instr="PAGEREF r15 \h">
               <w:r>
-                <w:t xml:space="preserve">12</w:t>
+                <w:t xml:space="preserve">20</w:t>
               </w:r>
             </w:fldSimple>
           </w:p>
@@ -13091,7 +12732,7 @@
                 <w:sz w:val="18"/>
                 <w:szCs w:val="18"/>
               </w:rPr>
-              <w:t xml:space="preserve">Kaffeesatz-Peeling</w:t>
+              <w:t xml:space="preserve">Mandelkleie-Reinigung fürs Gesicht</w:t>
             </w:r>
           </w:p>
         </w:tc>
@@ -13121,7 +12762,7 @@
                 <w:sz w:val="18"/>
                 <w:szCs w:val="18"/>
               </w:rPr>
-              <w:t xml:space="preserve">Gesicht und Körper</w:t>
+              <w:t xml:space="preserve">Natürlich waschen</w:t>
             </w:r>
           </w:p>
         </w:tc>
@@ -13153,9 +12794,9 @@
               </w:rPr>
               <w:t xml:space="preserve">S. </w:t>
             </w:r>
-            <w:fldSimple w:instr="PAGEREF r15 \h">
+            <w:fldSimple w:instr="PAGEREF r5 \h">
               <w:r>
-                <w:t xml:space="preserve">20</w:t>
+                <w:t xml:space="preserve">12</w:t>
               </w:r>
             </w:fldSimple>
           </w:p>

--- a/buecher/band-5-koerperpflege/Was-die-Natur-uns-schenkt-Band-5.docx
+++ b/buecher/band-5-koerperpflege/Was-die-Natur-uns-schenkt-Band-5.docx
@@ -195,7 +195,7 @@
           <w:sz w:val="18"/>
           <w:szCs w:val="18"/>
         </w:rPr>
-        <w:t xml:space="preserve">Texte und Pflanzenzeichnungen wurden mit Unterstützung künstlicher Intelligenz erstellt und von der Autorin überarbeitet.</w:t>
+        <w:t xml:space="preserve">Die Texte wurden mit Unterstützung künstlicher Intelligenz erstellt und von der Autorin überarbeitet.</w:t>
       </w:r>
     </w:p>
     <w:p>
@@ -223,7 +223,7 @@
           <w:sz w:val="18"/>
           <w:szCs w:val="18"/>
         </w:rPr>
-        <w:t xml:space="preserve"> Bitte beachte den Haftungsausschluss auf den folgenden Seiten. Die Inhalte dieses Buches wurden sorgfältig recherchiert. Sie dienen der allgemeinen Information und ersetzen keine ärztliche Beratung, Diagnose oder Behandlung. Wer Wildpflanzen sammelt und verwendet, tut dies auf eigene Verantwortung. Iss nie eine Pflanze, die du nicht zweifelsfrei bestimmt hast. Autorin und Verlag übernehmen keine Haftung für Schäden, die aus der Anwendung der beschriebenen Rezepte und Verfahren entstehen.</w:t>
+        <w:t xml:space="preserve"> Bitte beachte den Haftungsausschluss auf den folgenden Seiten. Die Inhalte dieses Buches wurden sorgfältig recherchiert. Sie dienen der allgemeinen Information und ersetzen keine ärztliche oder dermatologische Beratung. Wer die beschriebenen Mittel herstellt und anwendet, tut dies auf eigene Verantwortung. Autorin und Verlag übernehmen keine Haftung für Schäden, die aus der Anwendung der beschriebenen Rezepte entstehen.</w:t>
       </w:r>
     </w:p>
     <w:p>

--- a/buecher/band-5-koerperpflege/Was-die-Natur-uns-schenkt-Band-5.docx
+++ b/buecher/band-5-koerperpflege/Was-die-Natur-uns-schenkt-Band-5.docx
@@ -66,7 +66,7 @@
           <w:sz w:val="30"/>
           <w:szCs w:val="30"/>
         </w:rPr>
-        <w:t xml:space="preserve">Diana</w:t>
+        <w:t xml:space="preserve">Diana Bittenbinder</w:t>
       </w:r>
     </w:p>
     <w:p>
@@ -105,7 +105,7 @@
           <w:sz w:val="18"/>
           <w:szCs w:val="18"/>
         </w:rPr>
-        <w:t xml:space="preserve">© 2026 Diana [Nachname]. Alle Rechte vorbehalten.</w:t>
+        <w:t xml:space="preserve">© 2026 Diana Bittenbinder. Alle Rechte vorbehalten.</w:t>
       </w:r>
     </w:p>
     <w:p>
@@ -118,7 +118,7 @@
           <w:sz w:val="18"/>
           <w:szCs w:val="18"/>
         </w:rPr>
-        <w:t xml:space="preserve">Herausgeberin: Diana [Nachname], [Straße Hausnummer], [PLZ Ort]</w:t>
+        <w:t xml:space="preserve">Kontakt: info@svsger.de</w:t>
       </w:r>
     </w:p>
     <w:p>
@@ -131,71 +131,7 @@
           <w:sz w:val="18"/>
           <w:szCs w:val="18"/>
         </w:rPr>
-        <w:t xml:space="preserve">Kontakt: [E-Mail-Adresse]</w:t>
-      </w:r>
-    </w:p>
-    <w:p>
-      <w:pPr>
-        <w:spacing w:after="140" w:line="300"/>
-        <w:jc w:val="left"/>
-      </w:pPr>
-      <w:r>
-        <w:rPr>
-          <w:sz w:val="18"/>
-          <w:szCs w:val="18"/>
-        </w:rPr>
         <w:t xml:space="preserve">Website: svsger.de</w:t>
-      </w:r>
-    </w:p>
-    <w:p>
-      <w:pPr>
-        <w:spacing w:after="140" w:line="300"/>
-        <w:jc w:val="left"/>
-      </w:pPr>
-    </w:p>
-    <w:p>
-      <w:pPr>
-        <w:spacing w:after="140" w:line="300"/>
-        <w:jc w:val="left"/>
-      </w:pPr>
-      <w:r>
-        <w:rPr>
-          <w:sz w:val="18"/>
-          <w:szCs w:val="18"/>
-        </w:rPr>
-        <w:t xml:space="preserve">Druck und Vertrieb: [z. B. Amazon KDP / Independently published]</w:t>
-      </w:r>
-    </w:p>
-    <w:p>
-      <w:pPr>
-        <w:spacing w:after="140" w:line="300"/>
-        <w:jc w:val="left"/>
-      </w:pPr>
-      <w:r>
-        <w:rPr>
-          <w:sz w:val="18"/>
-          <w:szCs w:val="18"/>
-        </w:rPr>
-        <w:t xml:space="preserve">ISBN: [wird bei der Veröffentlichung vergeben]</w:t>
-      </w:r>
-    </w:p>
-    <w:p>
-      <w:pPr>
-        <w:spacing w:after="140" w:line="300"/>
-        <w:jc w:val="left"/>
-      </w:pPr>
-    </w:p>
-    <w:p>
-      <w:pPr>
-        <w:spacing w:after="140" w:line="300"/>
-        <w:jc w:val="left"/>
-      </w:pPr>
-      <w:r>
-        <w:rPr>
-          <w:sz w:val="18"/>
-          <w:szCs w:val="18"/>
-        </w:rPr>
-        <w:t xml:space="preserve">Die Texte wurden mit Unterstützung künstlicher Intelligenz erstellt und von der Autorin überarbeitet.</w:t>
       </w:r>
     </w:p>
     <w:p>
